--- a/06_산출물_문서/2계층_절차서/QP-804_제품_서비스_안전_관리.docx
+++ b/06_산출물_문서/2계층_절차서/QP-804_제품_서비스_안전_관리.docx
@@ -270,11 +270,11 @@
     </w:p>
     <w:tbl>
       <w:tblPr>
-        <w:tblW w:w="8788" w:type="dxa"/>
         <w:tblCellMar>
           <w:left w:w="108" w:type="dxa"/>
           <w:right w:w="108" w:type="dxa"/>
         </w:tblCellMar>
+        <w:tblW w:w="8788" w:type="dxa"/>
         <w:tblBorders>
           <w:top w:val="single" w:sz="4" w:color="2E74B5" w:space="0"/>
           <w:left w:val="single" w:sz="4" w:color="2E74B5" w:space="0"/>
@@ -294,13 +294,13 @@
         <w:tc>
           <w:tcPr>
             <w:tcW w:w="1500" w:type="dxa"/>
-            <w:shd w:val="clear" w:color="auto" w:fill="D9D9D9"/>
-            <w:tcMar>
-              <w:top w:w="60" w:type="dxa"/>
-              <w:left w:w="120" w:type="dxa"/>
-              <w:bottom w:w="60" w:type="dxa"/>
-              <w:right w:w="120" w:type="dxa"/>
-            </w:tcMar>
+            <w:tcMar>
+              <w:top w:w="60" w:type="dxa"/>
+              <w:left w:w="120" w:type="dxa"/>
+              <w:bottom w:w="60" w:type="dxa"/>
+              <w:right w:w="120" w:type="dxa"/>
+            </w:tcMar>
+            <w:shd w:val="clear" w:color="auto" w:fill="DEEAF1"/>
           </w:tcPr>
           <w:p>
             <w:pPr>
@@ -320,13 +320,13 @@
         <w:tc>
           <w:tcPr>
             <w:tcW w:w="2800" w:type="dxa"/>
-            <w:shd w:val="clear" w:color="auto" w:fill="D9D9D9"/>
-            <w:tcMar>
-              <w:top w:w="60" w:type="dxa"/>
-              <w:left w:w="120" w:type="dxa"/>
-              <w:bottom w:w="60" w:type="dxa"/>
-              <w:right w:w="120" w:type="dxa"/>
-            </w:tcMar>
+            <w:tcMar>
+              <w:top w:w="60" w:type="dxa"/>
+              <w:left w:w="120" w:type="dxa"/>
+              <w:bottom w:w="60" w:type="dxa"/>
+              <w:right w:w="120" w:type="dxa"/>
+            </w:tcMar>
+            <w:shd w:val="clear" w:color="auto" w:fill="DEEAF1"/>
           </w:tcPr>
           <w:p>
             <w:pPr>
@@ -346,13 +346,13 @@
         <w:tc>
           <w:tcPr>
             <w:tcW w:w="2000" w:type="dxa"/>
-            <w:shd w:val="clear" w:color="auto" w:fill="D9D9D9"/>
-            <w:tcMar>
-              <w:top w:w="60" w:type="dxa"/>
-              <w:left w:w="120" w:type="dxa"/>
-              <w:bottom w:w="60" w:type="dxa"/>
-              <w:right w:w="120" w:type="dxa"/>
-            </w:tcMar>
+            <w:tcMar>
+              <w:top w:w="60" w:type="dxa"/>
+              <w:left w:w="120" w:type="dxa"/>
+              <w:bottom w:w="60" w:type="dxa"/>
+              <w:right w:w="120" w:type="dxa"/>
+            </w:tcMar>
+            <w:shd w:val="clear" w:color="auto" w:fill="DEEAF1"/>
           </w:tcPr>
           <w:p>
             <w:pPr>
@@ -372,13 +372,13 @@
         <w:tc>
           <w:tcPr>
             <w:tcW w:w="2488" w:type="dxa"/>
-            <w:shd w:val="clear" w:color="auto" w:fill="D9D9D9"/>
-            <w:tcMar>
-              <w:top w:w="60" w:type="dxa"/>
-              <w:left w:w="120" w:type="dxa"/>
-              <w:bottom w:w="60" w:type="dxa"/>
-              <w:right w:w="120" w:type="dxa"/>
-            </w:tcMar>
+            <w:tcMar>
+              <w:top w:w="60" w:type="dxa"/>
+              <w:left w:w="120" w:type="dxa"/>
+              <w:bottom w:w="60" w:type="dxa"/>
+              <w:right w:w="120" w:type="dxa"/>
+            </w:tcMar>
+            <w:shd w:val="clear" w:color="auto" w:fill="DEEAF1"/>
           </w:tcPr>
           <w:p>
             <w:pPr>
@@ -528,11 +528,18 @@
         <w:tc>
           <w:tcPr>
             <w:tcW w:w="2488" w:type="dxa"/>
+            <w:tcMar>
+              <w:top w:w="60" w:type="dxa"/>
+              <w:left w:w="120" w:type="dxa"/>
+              <w:bottom w:w="60" w:type="dxa"/>
+              <w:right w:w="120" w:type="dxa"/>
+            </w:tcMar>
           </w:tcPr>
           <w:p>
             <w:pPr>
               <w:jc w:val="left"/>
               <w:spacing w:before="200" w:after="200"/>
+              <w:wordWrap w:val="1"/>
             </w:pPr>
             <w:r>
               <w:rPr>
@@ -598,11 +605,18 @@
         <w:tc>
           <w:tcPr>
             <w:tcW w:w="2488" w:type="dxa"/>
+            <w:tcMar>
+              <w:top w:w="60" w:type="dxa"/>
+              <w:left w:w="120" w:type="dxa"/>
+              <w:bottom w:w="60" w:type="dxa"/>
+              <w:right w:w="120" w:type="dxa"/>
+            </w:tcMar>
           </w:tcPr>
           <w:p>
             <w:pPr>
               <w:jc w:val="left"/>
               <w:spacing w:before="200" w:after="200"/>
+              <w:wordWrap w:val="1"/>
             </w:pPr>
             <w:r>
               <w:rPr>
@@ -1136,7 +1150,7 @@
         </w:trPr>
         <w:tc>
           <w:tcPr>
-            <w:tcW w:w="2460" w:type="dxa"/>
+            <w:tcW w:w="2281" w:type="dxa"/>
             <w:tcMar>
               <w:top w:w="60" w:type="dxa"/>
               <w:left w:w="120" w:type="dxa"/>
@@ -1157,7 +1171,7 @@
         </w:tc>
         <w:tc>
           <w:tcPr>
-            <w:tcW w:w="6328" w:type="dxa"/>
+            <w:tcW w:w="6507" w:type="dxa"/>
             <w:tcMar>
               <w:top w:w="60" w:type="dxa"/>
               <w:left w:w="120" w:type="dxa"/>
@@ -1179,9 +1193,7 @@
       </w:tr>
       <w:tr>
         <w:tc>
-          <w:tcPr>
-            <w:tcW w:w="2460" w:type="dxa"/>
-          </w:tcPr>
+          <w:tcPr/>
           <w:p>
             <w:pPr>
               <w:pStyle w:val="Compact"/>
@@ -1193,7 +1205,7 @@
         </w:tc>
         <w:tc>
           <w:tcPr>
-            <w:tcW w:w="6328" w:type="dxa"/>
+            <w:tcW w:w="6507" w:type="dxa"/>
             <w:tcMar>
               <w:top w:w="60" w:type="dxa"/>
               <w:left w:w="120" w:type="dxa"/>
@@ -1226,6 +1238,7 @@
         </w:tc>
         <w:tc>
           <w:tcPr>
+            <w:tcW w:w="6507" w:type="dxa"/>
             <w:tcMar>
               <w:top w:w="60" w:type="dxa"/>
               <w:left w:w="120" w:type="dxa"/>
@@ -1257,9 +1270,7 @@
           </w:p>
         </w:tc>
         <w:tc>
-          <w:tcPr>
-            <w:tcW w:w="6328" w:type="dxa"/>
-          </w:tcPr>
+          <w:tcPr/>
           <w:p>
             <w:pPr>
               <w:pStyle w:val="Compact"/>
@@ -1272,19 +1283,10 @@
       </w:tr>
       <w:tr>
         <w:tc>
-          <w:tcPr>
-            <w:tcW w:w="2460" w:type="dxa"/>
-            <w:tcMar>
-              <w:top w:w="60" w:type="dxa"/>
-              <w:left w:w="120" w:type="dxa"/>
-              <w:bottom w:w="60" w:type="dxa"/>
-              <w:right w:w="120" w:type="dxa"/>
-            </w:tcMar>
-          </w:tcPr>
-          <w:p>
-            <w:pPr>
-              <w:pStyle w:val="Compact"/>
-              <w:wordWrap w:val="1"/>
+          <w:tcPr/>
+          <w:p>
+            <w:pPr>
+              <w:pStyle w:val="Compact"/>
             </w:pPr>
             <w:r>
               <w:t xml:space="preserve">검사 단계</w:t>
@@ -1292,10 +1294,19 @@
           </w:p>
         </w:tc>
         <w:tc>
-          <w:tcPr/>
-          <w:p>
-            <w:pPr>
-              <w:pStyle w:val="Compact"/>
+          <w:tcPr>
+            <w:tcW w:w="6507" w:type="dxa"/>
+            <w:tcMar>
+              <w:top w:w="60" w:type="dxa"/>
+              <w:left w:w="120" w:type="dxa"/>
+              <w:bottom w:w="60" w:type="dxa"/>
+              <w:right w:w="120" w:type="dxa"/>
+            </w:tcMar>
+          </w:tcPr>
+          <w:p>
+            <w:pPr>
+              <w:pStyle w:val="Compact"/>
+              <w:wordWrap w:val="1"/>
             </w:pPr>
             <w:r>
               <w:t xml:space="preserve">안전 관련 특성의 검사/시험</w:t>
@@ -1329,18 +1340,10 @@
       </w:tr>
       <w:tr>
         <w:tc>
-          <w:tcPr>
-            <w:tcMar>
-              <w:top w:w="60" w:type="dxa"/>
-              <w:left w:w="120" w:type="dxa"/>
-              <w:bottom w:w="60" w:type="dxa"/>
-              <w:right w:w="120" w:type="dxa"/>
-            </w:tcMar>
-          </w:tcPr>
-          <w:p>
-            <w:pPr>
-              <w:pStyle w:val="Compact"/>
-              <w:wordWrap w:val="1"/>
+          <w:tcPr/>
+          <w:p>
+            <w:pPr>
+              <w:pStyle w:val="Compact"/>
             </w:pPr>
             <w:r>
               <w:t xml:space="preserve">인도 후</w:t>
@@ -1348,18 +1351,10 @@
           </w:p>
         </w:tc>
         <w:tc>
-          <w:tcPr>
-            <w:tcMar>
-              <w:top w:w="60" w:type="dxa"/>
-              <w:left w:w="120" w:type="dxa"/>
-              <w:bottom w:w="60" w:type="dxa"/>
-              <w:right w:w="120" w:type="dxa"/>
-            </w:tcMar>
-          </w:tcPr>
-          <w:p>
-            <w:pPr>
-              <w:pStyle w:val="Compact"/>
-              <w:wordWrap w:val="1"/>
+          <w:tcPr/>
+          <w:p>
+            <w:pPr>
+              <w:pStyle w:val="Compact"/>
             </w:pPr>
             <w:r>
               <w:t xml:space="preserve">안전 관련 필드 이슈 모니터링 및 대응</w:t>
@@ -1402,7 +1397,7 @@
         </w:trPr>
         <w:tc>
           <w:tcPr>
-            <w:tcW w:w="2460" w:type="dxa"/>
+            <w:tcW w:w="3000" w:type="dxa"/>
             <w:tcMar>
               <w:top w:w="60" w:type="dxa"/>
               <w:left w:w="120" w:type="dxa"/>
@@ -1423,7 +1418,7 @@
         </w:tc>
         <w:tc>
           <w:tcPr>
-            <w:tcW w:w="6328" w:type="dxa"/>
+            <w:tcW w:w="5788" w:type="dxa"/>
             <w:tcMar>
               <w:top w:w="60" w:type="dxa"/>
               <w:left w:w="120" w:type="dxa"/>
@@ -1445,9 +1440,7 @@
       </w:tr>
       <w:tr>
         <w:tc>
-          <w:tcPr>
-            <w:tcW w:w="2460" w:type="dxa"/>
-          </w:tcPr>
+          <w:tcPr/>
           <w:p>
             <w:pPr>
               <w:pStyle w:val="Compact"/>
@@ -1459,7 +1452,7 @@
         </w:tc>
         <w:tc>
           <w:tcPr>
-            <w:tcW w:w="6328" w:type="dxa"/>
+            <w:tcW w:w="5788" w:type="dxa"/>
             <w:tcMar>
               <w:top w:w="60" w:type="dxa"/>
               <w:left w:w="120" w:type="dxa"/>
@@ -1492,6 +1485,7 @@
         </w:tc>
         <w:tc>
           <w:tcPr>
+            <w:tcW w:w="5788" w:type="dxa"/>
             <w:tcMar>
               <w:top w:w="60" w:type="dxa"/>
               <w:left w:w="120" w:type="dxa"/>
@@ -1524,11 +1518,17 @@
         </w:tc>
         <w:tc>
           <w:tcPr>
-            <w:tcW w:w="6328" w:type="dxa"/>
-          </w:tcPr>
-          <w:p>
-            <w:pPr>
-              <w:pStyle w:val="Compact"/>
+            <w:tcMar>
+              <w:top w:w="60" w:type="dxa"/>
+              <w:left w:w="120" w:type="dxa"/>
+              <w:bottom w:w="60" w:type="dxa"/>
+              <w:right w:w="120" w:type="dxa"/>
+            </w:tcMar>
+          </w:tcPr>
+          <w:p>
+            <w:pPr>
+              <w:pStyle w:val="Compact"/>
+              <w:wordWrap w:val="1"/>
             </w:pPr>
             <w:r>
               <w:t xml:space="preserve">민간 항공기 시스템 개발 지침</w:t>
@@ -1538,19 +1538,10 @@
       </w:tr>
       <w:tr>
         <w:tc>
-          <w:tcPr>
-            <w:tcW w:w="2460" w:type="dxa"/>
-            <w:tcMar>
-              <w:top w:w="60" w:type="dxa"/>
-              <w:left w:w="120" w:type="dxa"/>
-              <w:bottom w:w="60" w:type="dxa"/>
-              <w:right w:w="120" w:type="dxa"/>
-            </w:tcMar>
-          </w:tcPr>
-          <w:p>
-            <w:pPr>
-              <w:pStyle w:val="Compact"/>
-              <w:wordWrap w:val="1"/>
+          <w:tcPr/>
+          <w:p>
+            <w:pPr>
+              <w:pStyle w:val="Compact"/>
             </w:pPr>
             <w:r>
               <w:t xml:space="preserve">EASA Part 21 / FAR Part 21</w:t>
@@ -1558,10 +1549,19 @@
           </w:p>
         </w:tc>
         <w:tc>
-          <w:tcPr/>
-          <w:p>
-            <w:pPr>
-              <w:pStyle w:val="Compact"/>
+          <w:tcPr>
+            <w:tcW w:w="5788" w:type="dxa"/>
+            <w:tcMar>
+              <w:top w:w="60" w:type="dxa"/>
+              <w:left w:w="120" w:type="dxa"/>
+              <w:bottom w:w="60" w:type="dxa"/>
+              <w:right w:w="120" w:type="dxa"/>
+            </w:tcMar>
+          </w:tcPr>
+          <w:p>
+            <w:pPr>
+              <w:pStyle w:val="Compact"/>
+              <w:wordWrap w:val="1"/>
             </w:pPr>
             <w:r>
               <w:t xml:space="preserve">항공 제품 인증 규정</w:t>
@@ -1582,10 +1582,18 @@
           </w:p>
         </w:tc>
         <w:tc>
-          <w:tcPr/>
-          <w:p>
-            <w:pPr>
-              <w:pStyle w:val="Compact"/>
+          <w:tcPr>
+            <w:tcMar>
+              <w:top w:w="60" w:type="dxa"/>
+              <w:left w:w="120" w:type="dxa"/>
+              <w:bottom w:w="60" w:type="dxa"/>
+              <w:right w:w="120" w:type="dxa"/>
+            </w:tcMar>
+          </w:tcPr>
+          <w:p>
+            <w:pPr>
+              <w:pStyle w:val="Compact"/>
+              <w:wordWrap w:val="1"/>
             </w:pPr>
             <w:r>
               <w:t xml:space="preserve">품질매뉴얼 §8.1.4 제품 안전</w:t>
@@ -1619,18 +1627,10 @@
       </w:tr>
       <w:tr>
         <w:tc>
-          <w:tcPr>
-            <w:tcMar>
-              <w:top w:w="60" w:type="dxa"/>
-              <w:left w:w="120" w:type="dxa"/>
-              <w:bottom w:w="60" w:type="dxa"/>
-              <w:right w:w="120" w:type="dxa"/>
-            </w:tcMar>
-          </w:tcPr>
-          <w:p>
-            <w:pPr>
-              <w:pStyle w:val="Compact"/>
-              <w:wordWrap w:val="1"/>
+          <w:tcPr/>
+          <w:p>
+            <w:pPr>
+              <w:pStyle w:val="Compact"/>
             </w:pPr>
             <w:r>
               <w:t xml:space="preserve">QP-1001</w:t>
@@ -1638,18 +1638,10 @@
           </w:p>
         </w:tc>
         <w:tc>
-          <w:tcPr>
-            <w:tcMar>
-              <w:top w:w="60" w:type="dxa"/>
-              <w:left w:w="120" w:type="dxa"/>
-              <w:bottom w:w="60" w:type="dxa"/>
-              <w:right w:w="120" w:type="dxa"/>
-            </w:tcMar>
-          </w:tcPr>
-          <w:p>
-            <w:pPr>
-              <w:pStyle w:val="Compact"/>
-              <w:wordWrap w:val="1"/>
+          <w:tcPr/>
+          <w:p>
+            <w:pPr>
+              <w:pStyle w:val="Compact"/>
             </w:pPr>
             <w:r>
               <w:t xml:space="preserve">부적합/시정조치 관리</w:t>
@@ -1693,7 +1685,7 @@
         </w:trPr>
         <w:tc>
           <w:tcPr>
-            <w:tcW w:w="2460" w:type="dxa"/>
+            <w:tcW w:w="3000" w:type="dxa"/>
             <w:tcMar>
               <w:top w:w="60" w:type="dxa"/>
               <w:left w:w="120" w:type="dxa"/>
@@ -1714,7 +1706,7 @@
         </w:tc>
         <w:tc>
           <w:tcPr>
-            <w:tcW w:w="6328" w:type="dxa"/>
+            <w:tcW w:w="5788" w:type="dxa"/>
             <w:tcMar>
               <w:top w:w="60" w:type="dxa"/>
               <w:left w:w="120" w:type="dxa"/>
@@ -1736,9 +1728,7 @@
       </w:tr>
       <w:tr>
         <w:tc>
-          <w:tcPr>
-            <w:tcW w:w="2460" w:type="dxa"/>
-          </w:tcPr>
+          <w:tcPr/>
           <w:p>
             <w:pPr>
               <w:pStyle w:val="Compact"/>
@@ -1750,7 +1740,7 @@
         </w:tc>
         <w:tc>
           <w:tcPr>
-            <w:tcW w:w="6328" w:type="dxa"/>
+            <w:tcW w:w="5788" w:type="dxa"/>
             <w:tcMar>
               <w:top w:w="60" w:type="dxa"/>
               <w:left w:w="120" w:type="dxa"/>
@@ -1783,6 +1773,7 @@
         </w:tc>
         <w:tc>
           <w:tcPr>
+            <w:tcW w:w="5788" w:type="dxa"/>
             <w:tcMar>
               <w:top w:w="60" w:type="dxa"/>
               <w:left w:w="120" w:type="dxa"/>
@@ -1814,9 +1805,7 @@
           </w:p>
         </w:tc>
         <w:tc>
-          <w:tcPr>
-            <w:tcW w:w="6328" w:type="dxa"/>
-          </w:tcPr>
+          <w:tcPr/>
           <w:p>
             <w:pPr>
               <w:pStyle w:val="Compact"/>
@@ -1829,19 +1818,10 @@
       </w:tr>
       <w:tr>
         <w:tc>
-          <w:tcPr>
-            <w:tcW w:w="2460" w:type="dxa"/>
-            <w:tcMar>
-              <w:top w:w="60" w:type="dxa"/>
-              <w:left w:w="120" w:type="dxa"/>
-              <w:bottom w:w="60" w:type="dxa"/>
-              <w:right w:w="120" w:type="dxa"/>
-            </w:tcMar>
-          </w:tcPr>
-          <w:p>
-            <w:pPr>
-              <w:pStyle w:val="Compact"/>
-              <w:wordWrap w:val="1"/>
+          <w:tcPr/>
+          <w:p>
+            <w:pPr>
+              <w:pStyle w:val="Compact"/>
             </w:pPr>
             <w:r>
               <w:t xml:space="preserve">안전 보고 (Safety Reporting)</w:t>
@@ -1849,10 +1829,19 @@
           </w:p>
         </w:tc>
         <w:tc>
-          <w:tcPr/>
-          <w:p>
-            <w:pPr>
-              <w:pStyle w:val="Compact"/>
+          <w:tcPr>
+            <w:tcW w:w="5788" w:type="dxa"/>
+            <w:tcMar>
+              <w:top w:w="60" w:type="dxa"/>
+              <w:left w:w="120" w:type="dxa"/>
+              <w:bottom w:w="60" w:type="dxa"/>
+              <w:right w:w="120" w:type="dxa"/>
+            </w:tcMar>
+          </w:tcPr>
+          <w:p>
+            <w:pPr>
+              <w:pStyle w:val="Compact"/>
+              <w:wordWrap w:val="1"/>
             </w:pPr>
             <w:r>
               <w:t xml:space="preserve">안전 관련 부적합, 사고, 위험 상황을 고객, 규제당국 등에 통보하는 활동</w:t>
@@ -1910,18 +1899,10 @@
       </w:tr>
       <w:tr>
         <w:tc>
-          <w:tcPr>
-            <w:tcMar>
-              <w:top w:w="60" w:type="dxa"/>
-              <w:left w:w="120" w:type="dxa"/>
-              <w:bottom w:w="60" w:type="dxa"/>
-              <w:right w:w="120" w:type="dxa"/>
-            </w:tcMar>
-          </w:tcPr>
-          <w:p>
-            <w:pPr>
-              <w:pStyle w:val="Compact"/>
-              <w:wordWrap w:val="1"/>
+          <w:tcPr/>
+          <w:p>
+            <w:pPr>
+              <w:pStyle w:val="Compact"/>
             </w:pPr>
             <w:r>
               <w:t xml:space="preserve">안전책임자 (Safety Officer)</w:t>
@@ -1929,18 +1910,10 @@
           </w:p>
         </w:tc>
         <w:tc>
-          <w:tcPr>
-            <w:tcMar>
-              <w:top w:w="60" w:type="dxa"/>
-              <w:left w:w="120" w:type="dxa"/>
-              <w:bottom w:w="60" w:type="dxa"/>
-              <w:right w:w="120" w:type="dxa"/>
-            </w:tcMar>
-          </w:tcPr>
-          <w:p>
-            <w:pPr>
-              <w:pStyle w:val="Compact"/>
-              <w:wordWrap w:val="1"/>
+          <w:tcPr/>
+          <w:p>
+            <w:pPr>
+              <w:pStyle w:val="Compact"/>
             </w:pPr>
             <w:r>
               <w:t xml:space="preserve">제품 안전 관리 체계의 실무 총괄 책임자</w:t>
@@ -1984,7 +1957,7 @@
         </w:trPr>
         <w:tc>
           <w:tcPr>
-            <w:tcW w:w="2460" w:type="dxa"/>
+            <w:tcW w:w="2592" w:type="dxa"/>
             <w:tcMar>
               <w:top w:w="60" w:type="dxa"/>
               <w:left w:w="120" w:type="dxa"/>
@@ -2005,7 +1978,7 @@
         </w:tc>
         <w:tc>
           <w:tcPr>
-            <w:tcW w:w="6328" w:type="dxa"/>
+            <w:tcW w:w="6196" w:type="dxa"/>
             <w:tcMar>
               <w:top w:w="60" w:type="dxa"/>
               <w:left w:w="120" w:type="dxa"/>
@@ -2027,9 +2000,7 @@
       </w:tr>
       <w:tr>
         <w:tc>
-          <w:tcPr>
-            <w:tcW w:w="2460" w:type="dxa"/>
-          </w:tcPr>
+          <w:tcPr/>
           <w:p>
             <w:pPr>
               <w:pStyle w:val="Compact"/>
@@ -2045,7 +2016,7 @@
         </w:tc>
         <w:tc>
           <w:tcPr>
-            <w:tcW w:w="6328" w:type="dxa"/>
+            <w:tcW w:w="6196" w:type="dxa"/>
             <w:tcMar>
               <w:top w:w="60" w:type="dxa"/>
               <w:left w:w="120" w:type="dxa"/>
@@ -2082,17 +2053,11 @@
         </w:tc>
         <w:tc>
           <w:tcPr>
-            <w:tcMar>
-              <w:top w:w="60" w:type="dxa"/>
-              <w:left w:w="120" w:type="dxa"/>
-              <w:bottom w:w="60" w:type="dxa"/>
-              <w:right w:w="120" w:type="dxa"/>
-            </w:tcMar>
-          </w:tcPr>
-          <w:p>
-            <w:pPr>
-              <w:pStyle w:val="Compact"/>
-              <w:wordWrap w:val="1"/>
+            <w:tcW w:w="6196" w:type="dxa"/>
+          </w:tcPr>
+          <w:p>
+            <w:pPr>
+              <w:pStyle w:val="Compact"/>
             </w:pPr>
             <w:r>
               <w:t xml:space="preserve">안전 관리 체계 실무 총괄; 안전 요구사항 식별 주관; 안전 리스크 평가; 안전 보고 관리; 규제당국/고객 안전 통보</w:t>
@@ -2117,9 +2082,7 @@
           </w:p>
         </w:tc>
         <w:tc>
-          <w:tcPr>
-            <w:tcW w:w="6328" w:type="dxa"/>
-          </w:tcPr>
+          <w:tcPr/>
           <w:p>
             <w:pPr>
               <w:pStyle w:val="Compact"/>
@@ -2132,19 +2095,10 @@
       </w:tr>
       <w:tr>
         <w:tc>
-          <w:tcPr>
-            <w:tcW w:w="2460" w:type="dxa"/>
-            <w:tcMar>
-              <w:top w:w="60" w:type="dxa"/>
-              <w:left w:w="120" w:type="dxa"/>
-              <w:bottom w:w="60" w:type="dxa"/>
-              <w:right w:w="120" w:type="dxa"/>
-            </w:tcMar>
-          </w:tcPr>
-          <w:p>
-            <w:pPr>
-              <w:pStyle w:val="Compact"/>
-              <w:wordWrap w:val="1"/>
+          <w:tcPr/>
+          <w:p>
+            <w:pPr>
+              <w:pStyle w:val="Compact"/>
             </w:pPr>
             <w:r>
               <w:rPr>
@@ -2156,10 +2110,19 @@
           </w:p>
         </w:tc>
         <w:tc>
-          <w:tcPr/>
-          <w:p>
-            <w:pPr>
-              <w:pStyle w:val="Compact"/>
+          <w:tcPr>
+            <w:tcW w:w="6196" w:type="dxa"/>
+            <w:tcMar>
+              <w:top w:w="60" w:type="dxa"/>
+              <w:left w:w="120" w:type="dxa"/>
+              <w:bottom w:w="60" w:type="dxa"/>
+              <w:right w:w="120" w:type="dxa"/>
+            </w:tcMar>
+          </w:tcPr>
+          <w:p>
+            <w:pPr>
+              <w:pStyle w:val="Compact"/>
+              <w:wordWrap w:val="1"/>
             </w:pPr>
             <w:r>
               <w:t xml:space="preserve">설계 시 안전 요구사항 반영; DFMEA 안전 항목 분석; 안전 핵심 특성 식별</w:t>
@@ -2225,18 +2188,10 @@
       </w:tr>
       <w:tr>
         <w:tc>
-          <w:tcPr>
-            <w:tcMar>
-              <w:top w:w="60" w:type="dxa"/>
-              <w:left w:w="120" w:type="dxa"/>
-              <w:bottom w:w="60" w:type="dxa"/>
-              <w:right w:w="120" w:type="dxa"/>
-            </w:tcMar>
-          </w:tcPr>
-          <w:p>
-            <w:pPr>
-              <w:pStyle w:val="Compact"/>
-              <w:wordWrap w:val="1"/>
+          <w:tcPr/>
+          <w:p>
+            <w:pPr>
+              <w:pStyle w:val="Compact"/>
             </w:pPr>
             <w:r>
               <w:rPr>
@@ -2248,18 +2203,10 @@
           </w:p>
         </w:tc>
         <w:tc>
-          <w:tcPr>
-            <w:tcMar>
-              <w:top w:w="60" w:type="dxa"/>
-              <w:left w:w="120" w:type="dxa"/>
-              <w:bottom w:w="60" w:type="dxa"/>
-              <w:right w:w="120" w:type="dxa"/>
-            </w:tcMar>
-          </w:tcPr>
-          <w:p>
-            <w:pPr>
-              <w:pStyle w:val="Compact"/>
-              <w:wordWrap w:val="1"/>
+          <w:tcPr/>
+          <w:p>
+            <w:pPr>
+              <w:pStyle w:val="Compact"/>
             </w:pPr>
             <w:r>
               <w:t xml:space="preserve">안전 관련 이상 발견 시 즉시 보고; 안전 절차 준수; 안전 교육 참여</w:t>
@@ -2287,188 +2234,296 @@
         <w:t xml:space="preserve">6.1 안전 관리 프로세스</w:t>
       </w:r>
     </w:p>
-    <w:p>
-      <w:pPr>
-        <w:pStyle w:val="SourceCode"/>
-      </w:pPr>
-      <w:r>
-        <w:rPr>
-          <w:rStyle w:val="VerbatimChar"/>
-        </w:rPr>
-        <w:t xml:space="preserve">① 안전 요구사항 식별</w:t>
-      </w:r>
-      <w:r>
-        <w:br/>
-      </w:r>
-      <w:r>
-        <w:rPr>
-          <w:rStyle w:val="VerbatimChar"/>
-        </w:rPr>
-        <w:t xml:space="preserve">    │  (고객 사양, 규제, 업계 표준)</w:t>
-      </w:r>
-      <w:r>
-        <w:br/>
-      </w:r>
-      <w:r>
-        <w:rPr>
-          <w:rStyle w:val="VerbatimChar"/>
-        </w:rPr>
-        <w:t xml:space="preserve">    ▼</w:t>
-      </w:r>
-      <w:r>
-        <w:br/>
-      </w:r>
-      <w:r>
-        <w:rPr>
-          <w:rStyle w:val="VerbatimChar"/>
-        </w:rPr>
-        <w:t xml:space="preserve">② 안전 핵심 항목/특성 결정</w:t>
-      </w:r>
-      <w:r>
-        <w:br/>
-      </w:r>
-      <w:r>
-        <w:rPr>
-          <w:rStyle w:val="VerbatimChar"/>
-        </w:rPr>
-        <w:t xml:space="preserve">    │  (도면, BOM, 사양서에 표시)</w:t>
-      </w:r>
-      <w:r>
-        <w:br/>
-      </w:r>
-      <w:r>
-        <w:rPr>
-          <w:rStyle w:val="VerbatimChar"/>
-        </w:rPr>
-        <w:t xml:space="preserve">    ▼</w:t>
-      </w:r>
-      <w:r>
-        <w:br/>
-      </w:r>
-      <w:r>
-        <w:rPr>
-          <w:rStyle w:val="VerbatimChar"/>
-        </w:rPr>
-        <w:t xml:space="preserve">③ 안전 리스크 평가</w:t>
-      </w:r>
-      <w:r>
-        <w:br/>
-      </w:r>
-      <w:r>
-        <w:rPr>
-          <w:rStyle w:val="VerbatimChar"/>
-        </w:rPr>
-        <w:t xml:space="preserve">    │  (DFMEA/PFMEA, FHA)</w:t>
-      </w:r>
-      <w:r>
-        <w:br/>
-      </w:r>
-      <w:r>
-        <w:rPr>
-          <w:rStyle w:val="VerbatimChar"/>
-        </w:rPr>
-        <w:t xml:space="preserve">    ▼</w:t>
-      </w:r>
-      <w:r>
-        <w:br/>
-      </w:r>
-      <w:r>
-        <w:rPr>
-          <w:rStyle w:val="VerbatimChar"/>
-        </w:rPr>
-        <w:t xml:space="preserve">④ 안전 관리 계획 수립</w:t>
-      </w:r>
-      <w:r>
-        <w:br/>
-      </w:r>
-      <w:r>
-        <w:rPr>
-          <w:rStyle w:val="VerbatimChar"/>
-        </w:rPr>
-        <w:t xml:space="preserve">    │  (공정 관리, 검사 방법, 기록 요건)</w:t>
-      </w:r>
-      <w:r>
-        <w:br/>
-      </w:r>
-      <w:r>
-        <w:rPr>
-          <w:rStyle w:val="VerbatimChar"/>
-        </w:rPr>
-        <w:t xml:space="preserve">    ▼</w:t>
-      </w:r>
-      <w:r>
-        <w:br/>
-      </w:r>
-      <w:r>
-        <w:rPr>
-          <w:rStyle w:val="VerbatimChar"/>
-        </w:rPr>
-        <w:t xml:space="preserve">⑤ 안전 관리 실행</w:t>
-      </w:r>
-      <w:r>
-        <w:br/>
-      </w:r>
-      <w:r>
-        <w:rPr>
-          <w:rStyle w:val="VerbatimChar"/>
-        </w:rPr>
-        <w:t xml:space="preserve">    │  (생산, 검사, 시험, 기록)</w:t>
-      </w:r>
-      <w:r>
-        <w:br/>
-      </w:r>
-      <w:r>
-        <w:rPr>
-          <w:rStyle w:val="VerbatimChar"/>
-        </w:rPr>
-        <w:t xml:space="preserve">    ▼</w:t>
-      </w:r>
-      <w:r>
-        <w:br/>
-      </w:r>
-      <w:r>
-        <w:rPr>
-          <w:rStyle w:val="VerbatimChar"/>
-        </w:rPr>
-        <w:t xml:space="preserve">⑥ 안전 성과 모니터링</w:t>
-      </w:r>
-      <w:r>
-        <w:br/>
-      </w:r>
-      <w:r>
-        <w:rPr>
-          <w:rStyle w:val="VerbatimChar"/>
-        </w:rPr>
-        <w:t xml:space="preserve">    │  (부적합 추적, 필드 데이터)</w:t>
-      </w:r>
-      <w:r>
-        <w:br/>
-      </w:r>
-      <w:r>
-        <w:rPr>
-          <w:rStyle w:val="VerbatimChar"/>
-        </w:rPr>
-        <w:t xml:space="preserve">    ▼</w:t>
-      </w:r>
-      <w:r>
-        <w:br/>
-      </w:r>
-      <w:r>
-        <w:rPr>
-          <w:rStyle w:val="VerbatimChar"/>
-        </w:rPr>
-        <w:t xml:space="preserve">⑦ 안전 보고 및 개선</w:t>
-      </w:r>
-      <w:r>
-        <w:br/>
-      </w:r>
-      <w:r>
-        <w:rPr>
-          <w:rStyle w:val="VerbatimChar"/>
-        </w:rPr>
-        <w:t xml:space="preserve">    (규제당국/고객 통보, 시정조치)</w:t>
-      </w:r>
-    </w:p>
+    <w:tbl>
+      <w:tblPr>
+        <w:tblLook w:firstColumn="1" w:firstRow="1" w:lastColumn="0" w:lastRow="0" w:noHBand="0" w:noVBand="1" w:val="04A0"/>
+        <w:tblW w:w="8788" w:type="dxa"/>
+        <w:tblBorders>
+          <w:top w:val="single" w:sz="4" w:color="2E74B5" w:space="0"/>
+          <w:left w:val="single" w:sz="4" w:color="2E74B5" w:space="0"/>
+          <w:bottom w:val="single" w:sz="4" w:color="2E74B5" w:space="0"/>
+          <w:right w:val="single" w:sz="4" w:color="2E74B5" w:space="0"/>
+          <w:insideH w:val="single" w:sz="4" w:color="BDD7EE" w:space="0"/>
+          <w:insideV w:val="single" w:sz="2" w:color="D9D9D9" w:space="0"/>
+        </w:tblBorders>
+      </w:tblPr>
+      <w:tblGrid>
+        <w:gridCol w:w="8788"/>
+      </w:tblGrid>
+      <w:tr>
+        <w:tc>
+          <w:tcPr>
+            <w:tcW w:w="8788" w:type="dxa"/>
+            <w:tcMar>
+              <w:top w:w="80" w:type="dxa"/>
+              <w:left w:w="140" w:type="dxa"/>
+              <w:bottom w:w="80" w:type="dxa"/>
+              <w:right w:w="140" w:type="dxa"/>
+            </w:tcMar>
+          </w:tcPr>
+          <w:p>
+            <w:pPr>
+              <w:spacing w:before="0" w:after="0" w:line="240" w:lineRule="auto"/>
+            </w:pPr>
+            <w:r>
+              <w:rPr>
+                <w:rFonts w:ascii="Courier New" w:hAnsi="Courier New" w:eastAsia="NanumGothicCoding"/>
+                <w:sz w:val="18"/>
+                <w:szCs w:val="18"/>
+              </w:rPr>
+              <w:t xml:space="preserve">① 안전 요구사항 식별</w:t>
+            </w:r>
+          </w:p>
+          <w:p>
+            <w:pPr>
+              <w:spacing w:before="0" w:after="0" w:line="240" w:lineRule="auto"/>
+            </w:pPr>
+            <w:r>
+              <w:rPr>
+                <w:rFonts w:ascii="Courier New" w:hAnsi="Courier New" w:eastAsia="NanumGothicCoding"/>
+                <w:sz w:val="18"/>
+                <w:szCs w:val="18"/>
+              </w:rPr>
+              <w:t xml:space="preserve">    │  (고객 사양, 규제, 업계 표준)</w:t>
+            </w:r>
+          </w:p>
+          <w:p>
+            <w:pPr>
+              <w:spacing w:before="0" w:after="0" w:line="240" w:lineRule="auto"/>
+            </w:pPr>
+            <w:r>
+              <w:rPr>
+                <w:rFonts w:ascii="Courier New" w:hAnsi="Courier New" w:eastAsia="NanumGothicCoding"/>
+                <w:sz w:val="18"/>
+                <w:szCs w:val="18"/>
+              </w:rPr>
+              <w:t xml:space="preserve">    ▼</w:t>
+            </w:r>
+          </w:p>
+          <w:p>
+            <w:pPr>
+              <w:spacing w:before="0" w:after="0" w:line="240" w:lineRule="auto"/>
+            </w:pPr>
+            <w:r>
+              <w:rPr>
+                <w:rFonts w:ascii="Courier New" w:hAnsi="Courier New" w:eastAsia="NanumGothicCoding"/>
+                <w:sz w:val="18"/>
+                <w:szCs w:val="18"/>
+              </w:rPr>
+              <w:t xml:space="preserve">② 안전 핵심 항목/특성 결정</w:t>
+            </w:r>
+          </w:p>
+          <w:p>
+            <w:pPr>
+              <w:spacing w:before="0" w:after="0" w:line="240" w:lineRule="auto"/>
+            </w:pPr>
+            <w:r>
+              <w:rPr>
+                <w:rFonts w:ascii="Courier New" w:hAnsi="Courier New" w:eastAsia="NanumGothicCoding"/>
+                <w:sz w:val="18"/>
+                <w:szCs w:val="18"/>
+              </w:rPr>
+              <w:t xml:space="preserve">    │  (도면, BOM, 사양서에 표시)</w:t>
+            </w:r>
+          </w:p>
+          <w:p>
+            <w:pPr>
+              <w:spacing w:before="0" w:after="0" w:line="240" w:lineRule="auto"/>
+            </w:pPr>
+            <w:r>
+              <w:rPr>
+                <w:rFonts w:ascii="Courier New" w:hAnsi="Courier New" w:eastAsia="NanumGothicCoding"/>
+                <w:sz w:val="18"/>
+                <w:szCs w:val="18"/>
+              </w:rPr>
+              <w:t xml:space="preserve">    ▼</w:t>
+            </w:r>
+          </w:p>
+          <w:p>
+            <w:pPr>
+              <w:spacing w:before="0" w:after="0" w:line="240" w:lineRule="auto"/>
+            </w:pPr>
+            <w:r>
+              <w:rPr>
+                <w:rFonts w:ascii="Courier New" w:hAnsi="Courier New" w:eastAsia="NanumGothicCoding"/>
+                <w:sz w:val="18"/>
+                <w:szCs w:val="18"/>
+              </w:rPr>
+              <w:t xml:space="preserve">③ 안전 리스크 평가</w:t>
+            </w:r>
+          </w:p>
+          <w:p>
+            <w:pPr>
+              <w:spacing w:before="0" w:after="0" w:line="240" w:lineRule="auto"/>
+            </w:pPr>
+            <w:r>
+              <w:rPr>
+                <w:rFonts w:ascii="Courier New" w:hAnsi="Courier New" w:eastAsia="NanumGothicCoding"/>
+                <w:sz w:val="18"/>
+                <w:szCs w:val="18"/>
+              </w:rPr>
+              <w:t xml:space="preserve">    │  (DFMEA/PFMEA, FHA)</w:t>
+            </w:r>
+          </w:p>
+          <w:p>
+            <w:pPr>
+              <w:spacing w:before="0" w:after="0" w:line="240" w:lineRule="auto"/>
+            </w:pPr>
+            <w:r>
+              <w:rPr>
+                <w:rFonts w:ascii="Courier New" w:hAnsi="Courier New" w:eastAsia="NanumGothicCoding"/>
+                <w:sz w:val="18"/>
+                <w:szCs w:val="18"/>
+              </w:rPr>
+              <w:t xml:space="preserve">    ▼</w:t>
+            </w:r>
+          </w:p>
+          <w:p>
+            <w:pPr>
+              <w:spacing w:before="0" w:after="0" w:line="240" w:lineRule="auto"/>
+            </w:pPr>
+            <w:r>
+              <w:rPr>
+                <w:rFonts w:ascii="Courier New" w:hAnsi="Courier New" w:eastAsia="NanumGothicCoding"/>
+                <w:sz w:val="18"/>
+                <w:szCs w:val="18"/>
+              </w:rPr>
+              <w:t xml:space="preserve">④ 안전 관리 계획 수립</w:t>
+            </w:r>
+          </w:p>
+          <w:p>
+            <w:pPr>
+              <w:spacing w:before="0" w:after="0" w:line="240" w:lineRule="auto"/>
+            </w:pPr>
+            <w:r>
+              <w:rPr>
+                <w:rFonts w:ascii="Courier New" w:hAnsi="Courier New" w:eastAsia="NanumGothicCoding"/>
+                <w:sz w:val="18"/>
+                <w:szCs w:val="18"/>
+              </w:rPr>
+              <w:t xml:space="preserve">    │  (공정 관리, 검사 방법, 기록 요건)</w:t>
+            </w:r>
+          </w:p>
+          <w:p>
+            <w:pPr>
+              <w:spacing w:before="0" w:after="0" w:line="240" w:lineRule="auto"/>
+            </w:pPr>
+            <w:r>
+              <w:rPr>
+                <w:rFonts w:ascii="Courier New" w:hAnsi="Courier New" w:eastAsia="NanumGothicCoding"/>
+                <w:sz w:val="18"/>
+                <w:szCs w:val="18"/>
+              </w:rPr>
+              <w:t xml:space="preserve">    ▼</w:t>
+            </w:r>
+          </w:p>
+          <w:p>
+            <w:pPr>
+              <w:spacing w:before="0" w:after="0" w:line="240" w:lineRule="auto"/>
+            </w:pPr>
+            <w:r>
+              <w:rPr>
+                <w:rFonts w:ascii="Courier New" w:hAnsi="Courier New" w:eastAsia="NanumGothicCoding"/>
+                <w:sz w:val="18"/>
+                <w:szCs w:val="18"/>
+              </w:rPr>
+              <w:t xml:space="preserve">⑤ 안전 관리 실행</w:t>
+            </w:r>
+          </w:p>
+          <w:p>
+            <w:pPr>
+              <w:spacing w:before="0" w:after="0" w:line="240" w:lineRule="auto"/>
+            </w:pPr>
+            <w:r>
+              <w:rPr>
+                <w:rFonts w:ascii="Courier New" w:hAnsi="Courier New" w:eastAsia="NanumGothicCoding"/>
+                <w:sz w:val="18"/>
+                <w:szCs w:val="18"/>
+              </w:rPr>
+              <w:t xml:space="preserve">    │  (생산, 검사, 시험, 기록)</w:t>
+            </w:r>
+          </w:p>
+          <w:p>
+            <w:pPr>
+              <w:spacing w:before="0" w:after="0" w:line="240" w:lineRule="auto"/>
+            </w:pPr>
+            <w:r>
+              <w:rPr>
+                <w:rFonts w:ascii="Courier New" w:hAnsi="Courier New" w:eastAsia="NanumGothicCoding"/>
+                <w:sz w:val="18"/>
+                <w:szCs w:val="18"/>
+              </w:rPr>
+              <w:t xml:space="preserve">    ▼</w:t>
+            </w:r>
+          </w:p>
+          <w:p>
+            <w:pPr>
+              <w:spacing w:before="0" w:after="0" w:line="240" w:lineRule="auto"/>
+            </w:pPr>
+            <w:r>
+              <w:rPr>
+                <w:rFonts w:ascii="Courier New" w:hAnsi="Courier New" w:eastAsia="NanumGothicCoding"/>
+                <w:sz w:val="18"/>
+                <w:szCs w:val="18"/>
+              </w:rPr>
+              <w:t xml:space="preserve">⑥ 안전 성과 모니터링</w:t>
+            </w:r>
+          </w:p>
+          <w:p>
+            <w:pPr>
+              <w:spacing w:before="0" w:after="0" w:line="240" w:lineRule="auto"/>
+            </w:pPr>
+            <w:r>
+              <w:rPr>
+                <w:rFonts w:ascii="Courier New" w:hAnsi="Courier New" w:eastAsia="NanumGothicCoding"/>
+                <w:sz w:val="18"/>
+                <w:szCs w:val="18"/>
+              </w:rPr>
+              <w:t xml:space="preserve">    │  (부적합 추적, 필드 데이터)</w:t>
+            </w:r>
+          </w:p>
+          <w:p>
+            <w:pPr>
+              <w:spacing w:before="0" w:after="0" w:line="240" w:lineRule="auto"/>
+            </w:pPr>
+            <w:r>
+              <w:rPr>
+                <w:rFonts w:ascii="Courier New" w:hAnsi="Courier New" w:eastAsia="NanumGothicCoding"/>
+                <w:sz w:val="18"/>
+                <w:szCs w:val="18"/>
+              </w:rPr>
+              <w:t xml:space="preserve">    ▼</w:t>
+            </w:r>
+          </w:p>
+          <w:p>
+            <w:pPr>
+              <w:spacing w:before="0" w:after="0" w:line="240" w:lineRule="auto"/>
+            </w:pPr>
+            <w:r>
+              <w:rPr>
+                <w:rFonts w:ascii="Courier New" w:hAnsi="Courier New" w:eastAsia="NanumGothicCoding"/>
+                <w:sz w:val="18"/>
+                <w:szCs w:val="18"/>
+              </w:rPr>
+              <w:t xml:space="preserve">⑦ 안전 보고 및 개선</w:t>
+            </w:r>
+          </w:p>
+          <w:p>
+            <w:pPr>
+              <w:spacing w:before="0" w:after="0" w:line="240" w:lineRule="auto"/>
+            </w:pPr>
+            <w:r>
+              <w:rPr>
+                <w:rFonts w:ascii="Courier New" w:hAnsi="Courier New" w:eastAsia="NanumGothicCoding"/>
+                <w:sz w:val="18"/>
+                <w:szCs w:val="18"/>
+              </w:rPr>
+              <w:t xml:space="preserve">    (규제당국/고객 통보, 시정조치)</w:t>
+            </w:r>
+          </w:p>
+        </w:tc>
+      </w:tr>
+    </w:tbl>
     <w:bookmarkEnd w:id="19"/>
     <w:bookmarkStart w:id="20" w:name="안전-문화"/>
     <w:p>
@@ -2555,7 +2610,7 @@
         </w:trPr>
         <w:tc>
           <w:tcPr>
-            <w:tcW w:w="2460" w:type="dxa"/>
+            <w:tcW w:w="2281" w:type="dxa"/>
             <w:tcMar>
               <w:top w:w="60" w:type="dxa"/>
               <w:left w:w="120" w:type="dxa"/>
@@ -2576,7 +2631,7 @@
         </w:tc>
         <w:tc>
           <w:tcPr>
-            <w:tcW w:w="6328" w:type="dxa"/>
+            <w:tcW w:w="6507" w:type="dxa"/>
             <w:tcMar>
               <w:top w:w="60" w:type="dxa"/>
               <w:left w:w="120" w:type="dxa"/>
@@ -2598,9 +2653,7 @@
       </w:tr>
       <w:tr>
         <w:tc>
-          <w:tcPr>
-            <w:tcW w:w="2460" w:type="dxa"/>
-          </w:tcPr>
+          <w:tcPr/>
           <w:p>
             <w:pPr>
               <w:pStyle w:val="Compact"/>
@@ -2612,7 +2665,7 @@
         </w:tc>
         <w:tc>
           <w:tcPr>
-            <w:tcW w:w="6328" w:type="dxa"/>
+            <w:tcW w:w="6507" w:type="dxa"/>
             <w:tcMar>
               <w:top w:w="60" w:type="dxa"/>
               <w:left w:w="120" w:type="dxa"/>
@@ -2645,6 +2698,7 @@
         </w:tc>
         <w:tc>
           <w:tcPr>
+            <w:tcW w:w="6507" w:type="dxa"/>
             <w:tcMar>
               <w:top w:w="60" w:type="dxa"/>
               <w:left w:w="120" w:type="dxa"/>
@@ -2676,9 +2730,7 @@
           </w:p>
         </w:tc>
         <w:tc>
-          <w:tcPr>
-            <w:tcW w:w="6328" w:type="dxa"/>
-          </w:tcPr>
+          <w:tcPr/>
           <w:p>
             <w:pPr>
               <w:pStyle w:val="Compact"/>
@@ -2691,19 +2743,10 @@
       </w:tr>
       <w:tr>
         <w:tc>
-          <w:tcPr>
-            <w:tcW w:w="2460" w:type="dxa"/>
-            <w:tcMar>
-              <w:top w:w="60" w:type="dxa"/>
-              <w:left w:w="120" w:type="dxa"/>
-              <w:bottom w:w="60" w:type="dxa"/>
-              <w:right w:w="120" w:type="dxa"/>
-            </w:tcMar>
-          </w:tcPr>
-          <w:p>
-            <w:pPr>
-              <w:pStyle w:val="Compact"/>
-              <w:wordWrap w:val="1"/>
+          <w:tcPr/>
+          <w:p>
+            <w:pPr>
+              <w:pStyle w:val="Compact"/>
             </w:pPr>
             <w:r>
               <w:t xml:space="preserve">내부 분석</w:t>
@@ -2712,6 +2755,7 @@
         </w:tc>
         <w:tc>
           <w:tcPr>
+            <w:tcW w:w="6507" w:type="dxa"/>
             <w:tcMar>
               <w:top w:w="60" w:type="dxa"/>
               <w:left w:w="120" w:type="dxa"/>
@@ -2875,18 +2919,10 @@
       </w:tr>
       <w:tr>
         <w:tc>
-          <w:tcPr>
-            <w:tcMar>
-              <w:top w:w="60" w:type="dxa"/>
-              <w:left w:w="120" w:type="dxa"/>
-              <w:bottom w:w="60" w:type="dxa"/>
-              <w:right w:w="120" w:type="dxa"/>
-            </w:tcMar>
-          </w:tcPr>
-          <w:p>
-            <w:pPr>
-              <w:pStyle w:val="Compact"/>
-              <w:wordWrap w:val="1"/>
+          <w:tcPr/>
+          <w:p>
+            <w:pPr>
+              <w:pStyle w:val="Compact"/>
             </w:pPr>
             <w:r>
               <w:rPr>
@@ -2898,18 +2934,10 @@
           </w:p>
         </w:tc>
         <w:tc>
-          <w:tcPr>
-            <w:tcMar>
-              <w:top w:w="60" w:type="dxa"/>
-              <w:left w:w="120" w:type="dxa"/>
-              <w:bottom w:w="60" w:type="dxa"/>
-              <w:right w:w="120" w:type="dxa"/>
-            </w:tcMar>
-          </w:tcPr>
-          <w:p>
-            <w:pPr>
-              <w:pStyle w:val="Compact"/>
-              <w:wordWrap w:val="1"/>
+          <w:tcPr/>
+          <w:p>
+            <w:pPr>
+              <w:pStyle w:val="Compact"/>
             </w:pPr>
             <w:r>
               <w:t xml:space="preserve">고장 시 안전 기능에 간접 영향</w:t>
@@ -2964,18 +2992,10 @@
           </w:p>
         </w:tc>
         <w:tc>
-          <w:tcPr>
-            <w:tcMar>
-              <w:top w:w="60" w:type="dxa"/>
-              <w:left w:w="120" w:type="dxa"/>
-              <w:bottom w:w="60" w:type="dxa"/>
-              <w:right w:w="120" w:type="dxa"/>
-            </w:tcMar>
-          </w:tcPr>
-          <w:p>
-            <w:pPr>
-              <w:pStyle w:val="Compact"/>
-              <w:wordWrap w:val="1"/>
+          <w:tcPr/>
+          <w:p>
+            <w:pPr>
+              <w:pStyle w:val="Compact"/>
             </w:pPr>
             <w:r>
               <w:t xml:space="preserve">표준 관리</w:t>
@@ -3018,7 +3038,7 @@
         </w:trPr>
         <w:tc>
           <w:tcPr>
-            <w:tcW w:w="2460" w:type="dxa"/>
+            <w:tcW w:w="2281" w:type="dxa"/>
             <w:tcMar>
               <w:top w:w="60" w:type="dxa"/>
               <w:left w:w="120" w:type="dxa"/>
@@ -3039,7 +3059,7 @@
         </w:tc>
         <w:tc>
           <w:tcPr>
-            <w:tcW w:w="6328" w:type="dxa"/>
+            <w:tcW w:w="6507" w:type="dxa"/>
             <w:tcMar>
               <w:top w:w="60" w:type="dxa"/>
               <w:left w:w="120" w:type="dxa"/>
@@ -3061,9 +3081,7 @@
       </w:tr>
       <w:tr>
         <w:tc>
-          <w:tcPr>
-            <w:tcW w:w="2460" w:type="dxa"/>
-          </w:tcPr>
+          <w:tcPr/>
           <w:p>
             <w:pPr>
               <w:pStyle w:val="Compact"/>
@@ -3075,7 +3093,7 @@
         </w:tc>
         <w:tc>
           <w:tcPr>
-            <w:tcW w:w="6328" w:type="dxa"/>
+            <w:tcW w:w="6507" w:type="dxa"/>
             <w:tcMar>
               <w:top w:w="60" w:type="dxa"/>
               <w:left w:w="120" w:type="dxa"/>
@@ -3120,6 +3138,7 @@
         </w:tc>
         <w:tc>
           <w:tcPr>
+            <w:tcW w:w="6507" w:type="dxa"/>
             <w:tcMar>
               <w:top w:w="60" w:type="dxa"/>
               <w:left w:w="120" w:type="dxa"/>
@@ -3151,9 +3170,7 @@
           </w:p>
         </w:tc>
         <w:tc>
-          <w:tcPr>
-            <w:tcW w:w="6328" w:type="dxa"/>
-          </w:tcPr>
+          <w:tcPr/>
           <w:p>
             <w:pPr>
               <w:pStyle w:val="Compact"/>
@@ -3166,19 +3183,10 @@
       </w:tr>
       <w:tr>
         <w:tc>
-          <w:tcPr>
-            <w:tcW w:w="2460" w:type="dxa"/>
-            <w:tcMar>
-              <w:top w:w="60" w:type="dxa"/>
-              <w:left w:w="120" w:type="dxa"/>
-              <w:bottom w:w="60" w:type="dxa"/>
-              <w:right w:w="120" w:type="dxa"/>
-            </w:tcMar>
-          </w:tcPr>
-          <w:p>
-            <w:pPr>
-              <w:pStyle w:val="Compact"/>
-              <w:wordWrap w:val="1"/>
+          <w:tcPr/>
+          <w:p>
+            <w:pPr>
+              <w:pStyle w:val="Compact"/>
             </w:pPr>
             <w:r>
               <w:t xml:space="preserve">기록</w:t>
@@ -3186,10 +3194,19 @@
           </w:p>
         </w:tc>
         <w:tc>
-          <w:tcPr/>
-          <w:p>
-            <w:pPr>
-              <w:pStyle w:val="Compact"/>
+          <w:tcPr>
+            <w:tcW w:w="6507" w:type="dxa"/>
+            <w:tcMar>
+              <w:top w:w="60" w:type="dxa"/>
+              <w:left w:w="120" w:type="dxa"/>
+              <w:bottom w:w="60" w:type="dxa"/>
+              <w:right w:w="120" w:type="dxa"/>
+            </w:tcMar>
+          </w:tcPr>
+          <w:p>
+            <w:pPr>
+              <w:pStyle w:val="Compact"/>
+              <w:wordWrap w:val="1"/>
             </w:pPr>
             <w:r>
               <w:t xml:space="preserve">안전 핵심 특성 검사 결과의 개별 기록 유지</w:t>
@@ -3199,18 +3216,10 @@
       </w:tr>
       <w:tr>
         <w:tc>
-          <w:tcPr>
-            <w:tcMar>
-              <w:top w:w="60" w:type="dxa"/>
-              <w:left w:w="120" w:type="dxa"/>
-              <w:bottom w:w="60" w:type="dxa"/>
-              <w:right w:w="120" w:type="dxa"/>
-            </w:tcMar>
-          </w:tcPr>
-          <w:p>
-            <w:pPr>
-              <w:pStyle w:val="Compact"/>
-              <w:wordWrap w:val="1"/>
+          <w:tcPr/>
+          <w:p>
+            <w:pPr>
+              <w:pStyle w:val="Compact"/>
             </w:pPr>
             <w:r>
               <w:t xml:space="preserve">추적성</w:t>
@@ -3218,18 +3227,10 @@
           </w:p>
         </w:tc>
         <w:tc>
-          <w:tcPr>
-            <w:tcMar>
-              <w:top w:w="60" w:type="dxa"/>
-              <w:left w:w="120" w:type="dxa"/>
-              <w:bottom w:w="60" w:type="dxa"/>
-              <w:right w:w="120" w:type="dxa"/>
-            </w:tcMar>
-          </w:tcPr>
-          <w:p>
-            <w:pPr>
-              <w:pStyle w:val="Compact"/>
-              <w:wordWrap w:val="1"/>
+          <w:tcPr/>
+          <w:p>
+            <w:pPr>
+              <w:pStyle w:val="Compact"/>
             </w:pPr>
             <w:r>
               <w:t xml:space="preserve">로트/배치 단위의 완전한 추적성 확보</w:t>
@@ -3410,10 +3411,18 @@
           </w:p>
         </w:tc>
         <w:tc>
-          <w:tcPr/>
-          <w:p>
-            <w:pPr>
-              <w:pStyle w:val="Compact"/>
+          <w:tcPr>
+            <w:tcMar>
+              <w:top w:w="60" w:type="dxa"/>
+              <w:left w:w="120" w:type="dxa"/>
+              <w:bottom w:w="60" w:type="dxa"/>
+              <w:right w:w="120" w:type="dxa"/>
+            </w:tcMar>
+          </w:tcPr>
+          <w:p>
+            <w:pPr>
+              <w:pStyle w:val="Compact"/>
+              <w:wordWrap w:val="1"/>
             </w:pPr>
             <w:r>
               <w:t xml:space="preserve">QP-802 연계</w:t>
@@ -3867,251 +3876,387 @@
         <w:t xml:space="preserve">9.2 안전 부적합 처리 절차</w:t>
       </w:r>
     </w:p>
-    <w:p>
-      <w:pPr>
-        <w:pStyle w:val="SourceCode"/>
-      </w:pPr>
-      <w:r>
-        <w:rPr>
-          <w:rStyle w:val="VerbatimChar"/>
-        </w:rPr>
-        <w:t xml:space="preserve">안전 관련 부적합 발견</w:t>
-      </w:r>
-      <w:r>
-        <w:br/>
-      </w:r>
-      <w:r>
-        <w:rPr>
-          <w:rStyle w:val="VerbatimChar"/>
-        </w:rPr>
-        <w:t xml:space="preserve">    │</w:t>
-      </w:r>
-      <w:r>
-        <w:br/>
-      </w:r>
-      <w:r>
-        <w:rPr>
-          <w:rStyle w:val="VerbatimChar"/>
-        </w:rPr>
-        <w:t xml:space="preserve">    ▼</w:t>
-      </w:r>
-      <w:r>
-        <w:br/>
-      </w:r>
-      <w:r>
-        <w:rPr>
-          <w:rStyle w:val="VerbatimChar"/>
-        </w:rPr>
-        <w:t xml:space="preserve">① 즉시 작업 중단 + 제품 격리</w:t>
-      </w:r>
-      <w:r>
-        <w:br/>
-      </w:r>
-      <w:r>
-        <w:rPr>
-          <w:rStyle w:val="VerbatimChar"/>
-        </w:rPr>
-        <w:t xml:space="preserve">    │</w:t>
-      </w:r>
-      <w:r>
-        <w:br/>
-      </w:r>
-      <w:r>
-        <w:rPr>
-          <w:rStyle w:val="VerbatimChar"/>
-        </w:rPr>
-        <w:t xml:space="preserve">    ▼</w:t>
-      </w:r>
-      <w:r>
-        <w:br/>
-      </w:r>
-      <w:r>
-        <w:rPr>
-          <w:rStyle w:val="VerbatimChar"/>
-        </w:rPr>
-        <w:t xml:space="preserve">② 안전책임자에게 즉시 보고 (2시간 이내)</w:t>
-      </w:r>
-      <w:r>
-        <w:br/>
-      </w:r>
-      <w:r>
-        <w:rPr>
-          <w:rStyle w:val="VerbatimChar"/>
-        </w:rPr>
-        <w:t xml:space="preserve">    │</w:t>
-      </w:r>
-      <w:r>
-        <w:br/>
-      </w:r>
-      <w:r>
-        <w:rPr>
-          <w:rStyle w:val="VerbatimChar"/>
-        </w:rPr>
-        <w:t xml:space="preserve">    ▼</w:t>
-      </w:r>
-      <w:r>
-        <w:br/>
-      </w:r>
-      <w:r>
-        <w:rPr>
-          <w:rStyle w:val="VerbatimChar"/>
-        </w:rPr>
-        <w:t xml:space="preserve">③ 영향 범위 파악 (재공품, 재고, 출하품)</w:t>
-      </w:r>
-      <w:r>
-        <w:br/>
-      </w:r>
-      <w:r>
-        <w:rPr>
-          <w:rStyle w:val="VerbatimChar"/>
-        </w:rPr>
-        <w:t xml:space="preserve">    │</w:t>
-      </w:r>
-      <w:r>
-        <w:br/>
-      </w:r>
-      <w:r>
-        <w:rPr>
-          <w:rStyle w:val="VerbatimChar"/>
-        </w:rPr>
-        <w:t xml:space="preserve">    ▼</w:t>
-      </w:r>
-      <w:r>
-        <w:br/>
-      </w:r>
-      <w:r>
-        <w:rPr>
-          <w:rStyle w:val="VerbatimChar"/>
-        </w:rPr>
-        <w:t xml:space="preserve">④ 봉쇄 조치 실행</w:t>
-      </w:r>
-      <w:r>
-        <w:br/>
-      </w:r>
-      <w:r>
-        <w:rPr>
-          <w:rStyle w:val="VerbatimChar"/>
-        </w:rPr>
-        <w:t xml:space="preserve">    │</w:t>
-      </w:r>
-      <w:r>
-        <w:br/>
-      </w:r>
-      <w:r>
-        <w:rPr>
-          <w:rStyle w:val="VerbatimChar"/>
-        </w:rPr>
-        <w:t xml:space="preserve">    ▼</w:t>
-      </w:r>
-      <w:r>
-        <w:br/>
-      </w:r>
-      <w:r>
-        <w:rPr>
-          <w:rStyle w:val="VerbatimChar"/>
-        </w:rPr>
-        <w:t xml:space="preserve">⑤ 고객/규제당국 통보 필요 여부 판단 (10절)</w:t>
-      </w:r>
-      <w:r>
-        <w:br/>
-      </w:r>
-      <w:r>
-        <w:rPr>
-          <w:rStyle w:val="VerbatimChar"/>
-        </w:rPr>
-        <w:t xml:space="preserve">    │</w:t>
-      </w:r>
-      <w:r>
-        <w:br/>
-      </w:r>
-      <w:r>
-        <w:rPr>
-          <w:rStyle w:val="VerbatimChar"/>
-        </w:rPr>
-        <w:t xml:space="preserve">    ├── 통보 필요 → 24시간 이내 초기 통보</w:t>
-      </w:r>
-      <w:r>
-        <w:br/>
-      </w:r>
-      <w:r>
-        <w:rPr>
-          <w:rStyle w:val="VerbatimChar"/>
-        </w:rPr>
-        <w:t xml:space="preserve">    │</w:t>
-      </w:r>
-      <w:r>
-        <w:br/>
-      </w:r>
-      <w:r>
-        <w:rPr>
-          <w:rStyle w:val="VerbatimChar"/>
-        </w:rPr>
-        <w:t xml:space="preserve">    ▼</w:t>
-      </w:r>
-      <w:r>
-        <w:br/>
-      </w:r>
-      <w:r>
-        <w:rPr>
-          <w:rStyle w:val="VerbatimChar"/>
-        </w:rPr>
-        <w:t xml:space="preserve">⑥ 근본 원인 분석 (QP-1001 연계)</w:t>
-      </w:r>
-      <w:r>
-        <w:br/>
-      </w:r>
-      <w:r>
-        <w:rPr>
-          <w:rStyle w:val="VerbatimChar"/>
-        </w:rPr>
-        <w:t xml:space="preserve">    │</w:t>
-      </w:r>
-      <w:r>
-        <w:br/>
-      </w:r>
-      <w:r>
-        <w:rPr>
-          <w:rStyle w:val="VerbatimChar"/>
-        </w:rPr>
-        <w:t xml:space="preserve">    ▼</w:t>
-      </w:r>
-      <w:r>
-        <w:br/>
-      </w:r>
-      <w:r>
-        <w:rPr>
-          <w:rStyle w:val="VerbatimChar"/>
-        </w:rPr>
-        <w:t xml:space="preserve">⑦ 시정조치 수립/실행</w:t>
-      </w:r>
-      <w:r>
-        <w:br/>
-      </w:r>
-      <w:r>
-        <w:rPr>
-          <w:rStyle w:val="VerbatimChar"/>
-        </w:rPr>
-        <w:t xml:space="preserve">    │</w:t>
-      </w:r>
-      <w:r>
-        <w:br/>
-      </w:r>
-      <w:r>
-        <w:rPr>
-          <w:rStyle w:val="VerbatimChar"/>
-        </w:rPr>
-        <w:t xml:space="preserve">    ▼</w:t>
-      </w:r>
-      <w:r>
-        <w:br/>
-      </w:r>
-      <w:r>
-        <w:rPr>
-          <w:rStyle w:val="VerbatimChar"/>
-        </w:rPr>
-        <w:t xml:space="preserve">⑧ 유효성 확인 + 안전 리스크 재평가</w:t>
-      </w:r>
-    </w:p>
+    <w:tbl>
+      <w:tblPr>
+        <w:tblLook w:firstColumn="1" w:firstRow="1" w:lastColumn="0" w:lastRow="0" w:noHBand="0" w:noVBand="1" w:val="04A0"/>
+        <w:tblW w:w="8788" w:type="dxa"/>
+        <w:tblBorders>
+          <w:top w:val="single" w:sz="4" w:color="2E74B5" w:space="0"/>
+          <w:left w:val="single" w:sz="4" w:color="2E74B5" w:space="0"/>
+          <w:bottom w:val="single" w:sz="4" w:color="2E74B5" w:space="0"/>
+          <w:right w:val="single" w:sz="4" w:color="2E74B5" w:space="0"/>
+          <w:insideH w:val="single" w:sz="4" w:color="BDD7EE" w:space="0"/>
+          <w:insideV w:val="single" w:sz="2" w:color="D9D9D9" w:space="0"/>
+        </w:tblBorders>
+      </w:tblPr>
+      <w:tblGrid>
+        <w:gridCol w:w="8788"/>
+      </w:tblGrid>
+      <w:tr>
+        <w:tc>
+          <w:tcPr>
+            <w:tcW w:w="8788" w:type="dxa"/>
+            <w:tcMar>
+              <w:top w:w="80" w:type="dxa"/>
+              <w:left w:w="140" w:type="dxa"/>
+              <w:bottom w:w="80" w:type="dxa"/>
+              <w:right w:w="140" w:type="dxa"/>
+            </w:tcMar>
+          </w:tcPr>
+          <w:p>
+            <w:pPr>
+              <w:spacing w:before="0" w:after="0" w:line="240" w:lineRule="auto"/>
+            </w:pPr>
+            <w:r>
+              <w:rPr>
+                <w:rFonts w:ascii="Courier New" w:hAnsi="Courier New" w:eastAsia="NanumGothicCoding"/>
+                <w:sz w:val="18"/>
+                <w:szCs w:val="18"/>
+              </w:rPr>
+              <w:t xml:space="preserve">안전 관련 부적합 발견</w:t>
+            </w:r>
+          </w:p>
+          <w:p>
+            <w:pPr>
+              <w:spacing w:before="0" w:after="0" w:line="240" w:lineRule="auto"/>
+            </w:pPr>
+            <w:r>
+              <w:rPr>
+                <w:rFonts w:ascii="Courier New" w:hAnsi="Courier New" w:eastAsia="NanumGothicCoding"/>
+                <w:sz w:val="18"/>
+                <w:szCs w:val="18"/>
+              </w:rPr>
+              <w:t xml:space="preserve">    │</w:t>
+            </w:r>
+          </w:p>
+          <w:p>
+            <w:pPr>
+              <w:spacing w:before="0" w:after="0" w:line="240" w:lineRule="auto"/>
+            </w:pPr>
+            <w:r>
+              <w:rPr>
+                <w:rFonts w:ascii="Courier New" w:hAnsi="Courier New" w:eastAsia="NanumGothicCoding"/>
+                <w:sz w:val="18"/>
+                <w:szCs w:val="18"/>
+              </w:rPr>
+              <w:t xml:space="preserve">    ▼</w:t>
+            </w:r>
+          </w:p>
+          <w:p>
+            <w:pPr>
+              <w:spacing w:before="0" w:after="0" w:line="240" w:lineRule="auto"/>
+            </w:pPr>
+            <w:r>
+              <w:rPr>
+                <w:rFonts w:ascii="Courier New" w:hAnsi="Courier New" w:eastAsia="NanumGothicCoding"/>
+                <w:sz w:val="18"/>
+                <w:szCs w:val="18"/>
+              </w:rPr>
+              <w:t xml:space="preserve">① 즉시 작업 중단 + 제품 격리</w:t>
+            </w:r>
+          </w:p>
+          <w:p>
+            <w:pPr>
+              <w:spacing w:before="0" w:after="0" w:line="240" w:lineRule="auto"/>
+            </w:pPr>
+            <w:r>
+              <w:rPr>
+                <w:rFonts w:ascii="Courier New" w:hAnsi="Courier New" w:eastAsia="NanumGothicCoding"/>
+                <w:sz w:val="18"/>
+                <w:szCs w:val="18"/>
+              </w:rPr>
+              <w:t xml:space="preserve">    │</w:t>
+            </w:r>
+          </w:p>
+          <w:p>
+            <w:pPr>
+              <w:spacing w:before="0" w:after="0" w:line="240" w:lineRule="auto"/>
+            </w:pPr>
+            <w:r>
+              <w:rPr>
+                <w:rFonts w:ascii="Courier New" w:hAnsi="Courier New" w:eastAsia="NanumGothicCoding"/>
+                <w:sz w:val="18"/>
+                <w:szCs w:val="18"/>
+              </w:rPr>
+              <w:t xml:space="preserve">    ▼</w:t>
+            </w:r>
+          </w:p>
+          <w:p>
+            <w:pPr>
+              <w:spacing w:before="0" w:after="0" w:line="240" w:lineRule="auto"/>
+            </w:pPr>
+            <w:r>
+              <w:rPr>
+                <w:rFonts w:ascii="Courier New" w:hAnsi="Courier New" w:eastAsia="NanumGothicCoding"/>
+                <w:sz w:val="18"/>
+                <w:szCs w:val="18"/>
+              </w:rPr>
+              <w:t xml:space="preserve">② 안전책임자에게 즉시 보고 (2시간 이내)</w:t>
+            </w:r>
+          </w:p>
+          <w:p>
+            <w:pPr>
+              <w:spacing w:before="0" w:after="0" w:line="240" w:lineRule="auto"/>
+            </w:pPr>
+            <w:r>
+              <w:rPr>
+                <w:rFonts w:ascii="Courier New" w:hAnsi="Courier New" w:eastAsia="NanumGothicCoding"/>
+                <w:sz w:val="18"/>
+                <w:szCs w:val="18"/>
+              </w:rPr>
+              <w:t xml:space="preserve">    │</w:t>
+            </w:r>
+          </w:p>
+          <w:p>
+            <w:pPr>
+              <w:spacing w:before="0" w:after="0" w:line="240" w:lineRule="auto"/>
+            </w:pPr>
+            <w:r>
+              <w:rPr>
+                <w:rFonts w:ascii="Courier New" w:hAnsi="Courier New" w:eastAsia="NanumGothicCoding"/>
+                <w:sz w:val="18"/>
+                <w:szCs w:val="18"/>
+              </w:rPr>
+              <w:t xml:space="preserve">    ▼</w:t>
+            </w:r>
+          </w:p>
+          <w:p>
+            <w:pPr>
+              <w:spacing w:before="0" w:after="0" w:line="240" w:lineRule="auto"/>
+            </w:pPr>
+            <w:r>
+              <w:rPr>
+                <w:rFonts w:ascii="Courier New" w:hAnsi="Courier New" w:eastAsia="NanumGothicCoding"/>
+                <w:sz w:val="18"/>
+                <w:szCs w:val="18"/>
+              </w:rPr>
+              <w:t xml:space="preserve">③ 영향 범위 파악 (재공품, 재고, 출하품)</w:t>
+            </w:r>
+          </w:p>
+          <w:p>
+            <w:pPr>
+              <w:spacing w:before="0" w:after="0" w:line="240" w:lineRule="auto"/>
+            </w:pPr>
+            <w:r>
+              <w:rPr>
+                <w:rFonts w:ascii="Courier New" w:hAnsi="Courier New" w:eastAsia="NanumGothicCoding"/>
+                <w:sz w:val="18"/>
+                <w:szCs w:val="18"/>
+              </w:rPr>
+              <w:t xml:space="preserve">    │</w:t>
+            </w:r>
+          </w:p>
+          <w:p>
+            <w:pPr>
+              <w:spacing w:before="0" w:after="0" w:line="240" w:lineRule="auto"/>
+            </w:pPr>
+            <w:r>
+              <w:rPr>
+                <w:rFonts w:ascii="Courier New" w:hAnsi="Courier New" w:eastAsia="NanumGothicCoding"/>
+                <w:sz w:val="18"/>
+                <w:szCs w:val="18"/>
+              </w:rPr>
+              <w:t xml:space="preserve">    ▼</w:t>
+            </w:r>
+          </w:p>
+          <w:p>
+            <w:pPr>
+              <w:spacing w:before="0" w:after="0" w:line="240" w:lineRule="auto"/>
+            </w:pPr>
+            <w:r>
+              <w:rPr>
+                <w:rFonts w:ascii="Courier New" w:hAnsi="Courier New" w:eastAsia="NanumGothicCoding"/>
+                <w:sz w:val="18"/>
+                <w:szCs w:val="18"/>
+              </w:rPr>
+              <w:t xml:space="preserve">④ 봉쇄 조치 실행</w:t>
+            </w:r>
+          </w:p>
+          <w:p>
+            <w:pPr>
+              <w:spacing w:before="0" w:after="0" w:line="240" w:lineRule="auto"/>
+            </w:pPr>
+            <w:r>
+              <w:rPr>
+                <w:rFonts w:ascii="Courier New" w:hAnsi="Courier New" w:eastAsia="NanumGothicCoding"/>
+                <w:sz w:val="18"/>
+                <w:szCs w:val="18"/>
+              </w:rPr>
+              <w:t xml:space="preserve">    │</w:t>
+            </w:r>
+          </w:p>
+          <w:p>
+            <w:pPr>
+              <w:spacing w:before="0" w:after="0" w:line="240" w:lineRule="auto"/>
+            </w:pPr>
+            <w:r>
+              <w:rPr>
+                <w:rFonts w:ascii="Courier New" w:hAnsi="Courier New" w:eastAsia="NanumGothicCoding"/>
+                <w:sz w:val="18"/>
+                <w:szCs w:val="18"/>
+              </w:rPr>
+              <w:t xml:space="preserve">    ▼</w:t>
+            </w:r>
+          </w:p>
+          <w:p>
+            <w:pPr>
+              <w:spacing w:before="0" w:after="0" w:line="240" w:lineRule="auto"/>
+            </w:pPr>
+            <w:r>
+              <w:rPr>
+                <w:rFonts w:ascii="Courier New" w:hAnsi="Courier New" w:eastAsia="NanumGothicCoding"/>
+                <w:sz w:val="18"/>
+                <w:szCs w:val="18"/>
+              </w:rPr>
+              <w:t xml:space="preserve">⑤ 고객/규제당국 통보 필요 여부 판단 (10절)</w:t>
+            </w:r>
+          </w:p>
+          <w:p>
+            <w:pPr>
+              <w:spacing w:before="0" w:after="0" w:line="240" w:lineRule="auto"/>
+            </w:pPr>
+            <w:r>
+              <w:rPr>
+                <w:rFonts w:ascii="Courier New" w:hAnsi="Courier New" w:eastAsia="NanumGothicCoding"/>
+                <w:sz w:val="18"/>
+                <w:szCs w:val="18"/>
+              </w:rPr>
+              <w:t xml:space="preserve">    │</w:t>
+            </w:r>
+          </w:p>
+          <w:p>
+            <w:pPr>
+              <w:spacing w:before="0" w:after="0" w:line="240" w:lineRule="auto"/>
+            </w:pPr>
+            <w:r>
+              <w:rPr>
+                <w:rFonts w:ascii="Courier New" w:hAnsi="Courier New" w:eastAsia="NanumGothicCoding"/>
+                <w:sz w:val="18"/>
+                <w:szCs w:val="18"/>
+              </w:rPr>
+              <w:t xml:space="preserve">    ├── 통보 필요 → 24시간 이내 초기 통보</w:t>
+            </w:r>
+          </w:p>
+          <w:p>
+            <w:pPr>
+              <w:spacing w:before="0" w:after="0" w:line="240" w:lineRule="auto"/>
+            </w:pPr>
+            <w:r>
+              <w:rPr>
+                <w:rFonts w:ascii="Courier New" w:hAnsi="Courier New" w:eastAsia="NanumGothicCoding"/>
+                <w:sz w:val="18"/>
+                <w:szCs w:val="18"/>
+              </w:rPr>
+              <w:t xml:space="preserve">    │</w:t>
+            </w:r>
+          </w:p>
+          <w:p>
+            <w:pPr>
+              <w:spacing w:before="0" w:after="0" w:line="240" w:lineRule="auto"/>
+            </w:pPr>
+            <w:r>
+              <w:rPr>
+                <w:rFonts w:ascii="Courier New" w:hAnsi="Courier New" w:eastAsia="NanumGothicCoding"/>
+                <w:sz w:val="18"/>
+                <w:szCs w:val="18"/>
+              </w:rPr>
+              <w:t xml:space="preserve">    ▼</w:t>
+            </w:r>
+          </w:p>
+          <w:p>
+            <w:pPr>
+              <w:spacing w:before="0" w:after="0" w:line="240" w:lineRule="auto"/>
+            </w:pPr>
+            <w:r>
+              <w:rPr>
+                <w:rFonts w:ascii="Courier New" w:hAnsi="Courier New" w:eastAsia="NanumGothicCoding"/>
+                <w:sz w:val="18"/>
+                <w:szCs w:val="18"/>
+              </w:rPr>
+              <w:t xml:space="preserve">⑥ 근본 원인 분석 (QP-1001 연계)</w:t>
+            </w:r>
+          </w:p>
+          <w:p>
+            <w:pPr>
+              <w:spacing w:before="0" w:after="0" w:line="240" w:lineRule="auto"/>
+            </w:pPr>
+            <w:r>
+              <w:rPr>
+                <w:rFonts w:ascii="Courier New" w:hAnsi="Courier New" w:eastAsia="NanumGothicCoding"/>
+                <w:sz w:val="18"/>
+                <w:szCs w:val="18"/>
+              </w:rPr>
+              <w:t xml:space="preserve">    │</w:t>
+            </w:r>
+          </w:p>
+          <w:p>
+            <w:pPr>
+              <w:spacing w:before="0" w:after="0" w:line="240" w:lineRule="auto"/>
+            </w:pPr>
+            <w:r>
+              <w:rPr>
+                <w:rFonts w:ascii="Courier New" w:hAnsi="Courier New" w:eastAsia="NanumGothicCoding"/>
+                <w:sz w:val="18"/>
+                <w:szCs w:val="18"/>
+              </w:rPr>
+              <w:t xml:space="preserve">    ▼</w:t>
+            </w:r>
+          </w:p>
+          <w:p>
+            <w:pPr>
+              <w:spacing w:before="0" w:after="0" w:line="240" w:lineRule="auto"/>
+            </w:pPr>
+            <w:r>
+              <w:rPr>
+                <w:rFonts w:ascii="Courier New" w:hAnsi="Courier New" w:eastAsia="NanumGothicCoding"/>
+                <w:sz w:val="18"/>
+                <w:szCs w:val="18"/>
+              </w:rPr>
+              <w:t xml:space="preserve">⑦ 시정조치 수립/실행</w:t>
+            </w:r>
+          </w:p>
+          <w:p>
+            <w:pPr>
+              <w:spacing w:before="0" w:after="0" w:line="240" w:lineRule="auto"/>
+            </w:pPr>
+            <w:r>
+              <w:rPr>
+                <w:rFonts w:ascii="Courier New" w:hAnsi="Courier New" w:eastAsia="NanumGothicCoding"/>
+                <w:sz w:val="18"/>
+                <w:szCs w:val="18"/>
+              </w:rPr>
+              <w:t xml:space="preserve">    │</w:t>
+            </w:r>
+          </w:p>
+          <w:p>
+            <w:pPr>
+              <w:spacing w:before="0" w:after="0" w:line="240" w:lineRule="auto"/>
+            </w:pPr>
+            <w:r>
+              <w:rPr>
+                <w:rFonts w:ascii="Courier New" w:hAnsi="Courier New" w:eastAsia="NanumGothicCoding"/>
+                <w:sz w:val="18"/>
+                <w:szCs w:val="18"/>
+              </w:rPr>
+              <w:t xml:space="preserve">    ▼</w:t>
+            </w:r>
+          </w:p>
+          <w:p>
+            <w:pPr>
+              <w:spacing w:before="0" w:after="0" w:line="240" w:lineRule="auto"/>
+            </w:pPr>
+            <w:r>
+              <w:rPr>
+                <w:rFonts w:ascii="Courier New" w:hAnsi="Courier New" w:eastAsia="NanumGothicCoding"/>
+                <w:sz w:val="18"/>
+                <w:szCs w:val="18"/>
+              </w:rPr>
+              <w:t xml:space="preserve">⑧ 유효성 확인 + 안전 리스크 재평가</w:t>
+            </w:r>
+          </w:p>
+        </w:tc>
+      </w:tr>
+    </w:tbl>
     <w:bookmarkEnd w:id="30"/>
     <w:bookmarkStart w:id="31" w:name="안전-부적합-처분"/>
     <w:p>
@@ -4543,18 +4688,10 @@
           </w:p>
         </w:tc>
         <w:tc>
-          <w:tcPr>
-            <w:tcMar>
-              <w:top w:w="60" w:type="dxa"/>
-              <w:left w:w="120" w:type="dxa"/>
-              <w:bottom w:w="60" w:type="dxa"/>
-              <w:right w:w="120" w:type="dxa"/>
-            </w:tcMar>
-          </w:tcPr>
-          <w:p>
-            <w:pPr>
-              <w:pStyle w:val="Compact"/>
-              <w:wordWrap w:val="1"/>
+          <w:tcPr/>
+          <w:p>
+            <w:pPr>
+              <w:pStyle w:val="Compact"/>
             </w:pPr>
             <w:r>
               <w:t xml:space="preserve">안전 이슈 보고서</w:t>
@@ -5280,7 +5417,6 @@
               <w:bottom w:w="60" w:type="dxa"/>
               <w:right w:w="120" w:type="dxa"/>
             </w:tcMar>
-            <w:shd w:val="clear" w:color="auto" w:fill="DEEAF1"/>
           </w:tcPr>
           <w:p>
             <w:pPr>
@@ -5300,7 +5436,6 @@
               <w:bottom w:w="60" w:type="dxa"/>
               <w:right w:w="120" w:type="dxa"/>
             </w:tcMar>
-            <w:shd w:val="clear" w:color="auto" w:fill="DEEAF1"/>
           </w:tcPr>
           <w:p>
             <w:pPr>
@@ -5320,7 +5455,6 @@
               <w:bottom w:w="60" w:type="dxa"/>
               <w:right w:w="120" w:type="dxa"/>
             </w:tcMar>
-            <w:shd w:val="clear" w:color="auto" w:fill="DEEAF1"/>
           </w:tcPr>
           <w:p>
             <w:pPr>
@@ -6185,8 +6319,8 @@
     <w:rPrDefault>
       <w:rPr>
         <w:rFonts w:asciiTheme="minorHAnsi" w:cstheme="minorBidi" w:eastAsiaTheme="minorEastAsia" w:hAnsiTheme="minorHAnsi"/>
-        <w:sz w:val="24"/>
-        <w:szCs w:val="24"/>
+        <w:sz w:val="20"/>
+        <w:szCs w:val="20"/>
         <w:lang w:bidi="ar-SA" w:eastAsia="zh-CN" w:val="en-US"/>
       </w:rPr>
     </w:rPrDefault>
@@ -6254,8 +6388,8 @@
     </w:pPr>
     <w:rPr>
       <w:rFonts w:asciiTheme="majorHAnsi" w:cstheme="majorBidi" w:eastAsiaTheme="majorEastAsia" w:hAnsiTheme="majorHAnsi"/>
-      <w:sz w:val="56"/>
-      <w:szCs w:val="56"/>
+      <w:sz w:val="44"/>
+      <w:szCs w:val="44"/>
     </w:rPr>
   </w:style>
   <w:style w:customStyle="1" w:styleId="TitleChar" w:type="character">
@@ -6266,8 +6400,8 @@
     <w:rsid w:val="00A10FD9"/>
     <w:rPr>
       <w:rFonts w:asciiTheme="majorHAnsi" w:cstheme="majorBidi" w:eastAsiaTheme="majorEastAsia" w:hAnsiTheme="majorHAnsi"/>
-      <w:sz w:val="56"/>
-      <w:szCs w:val="56"/>
+      <w:sz w:val="44"/>
+      <w:szCs w:val="44"/>
     </w:rPr>
   </w:style>
   <w:style w:styleId="Subtitle" w:type="paragraph">
@@ -6389,8 +6523,8 @@
     <w:rPr>
       <w:rFonts w:asciiTheme="majorHAnsi" w:cstheme="majorBidi" w:eastAsiaTheme="majorEastAsia" w:hAnsiTheme="majorHAnsi"/>
       <w:color w:themeColor="accent1" w:themeShade="BF" w:val="0F4761"/>
-      <w:sz w:val="40"/>
-      <w:szCs w:val="40"/>
+      <w:sz w:val="32"/>
+      <w:szCs w:val="32"/>
     </w:rPr>
   </w:style>
   <w:style w:styleId="Heading2" w:type="paragraph">
@@ -6580,8 +6714,8 @@
     <w:rPr>
       <w:rFonts w:asciiTheme="majorHAnsi" w:cstheme="majorBidi" w:eastAsiaTheme="majorEastAsia" w:hAnsiTheme="majorHAnsi"/>
       <w:color w:themeColor="accent1" w:themeShade="BF" w:val="0F4761"/>
-      <w:sz w:val="40"/>
-      <w:szCs w:val="40"/>
+      <w:sz w:val="32"/>
+      <w:szCs w:val="32"/>
     </w:rPr>
   </w:style>
   <w:style w:customStyle="1" w:styleId="Heading2Char" w:type="character">
